--- a/docs/demo-industrial-fmi/deliverables/Jneopallium-Industrial-LoopGuardian-Architecture-Article-UK.docx
+++ b/docs/demo-industrial-fmi/deliverables/Jneopallium-Industrial-LoopGuardian-Architecture-Article-UK.docx
@@ -303,7 +303,7 @@
                 <w:color w:val="141B2E"/>
                 <w:sz w:val="19"/>
               </w:rPr>
-              <w:t>industrial-loop-guardian 1.0.0</w:t>
+              <w:t>industrial-loop-guardian 1.0.0 + моніторинг стану машини</w:t>
             </w:r>
           </w:p>
         </w:tc>
@@ -814,7 +814,7 @@
           <w:color w:val="141B2E"/>
           <w:sz w:val="21"/>
         </w:rPr>
-        <w:t>Навчена модель і готова до розгортання мережа</w:t>
+        <w:t>Слух і відчуття машини: мультимодальний моніторинг стану</w:t>
       </w:r>
     </w:p>
     <w:p>
@@ -837,7 +837,7 @@
           <w:color w:val="141B2E"/>
           <w:sz w:val="21"/>
         </w:rPr>
-        <w:t>Безпека за задумом: чому він не зупинить ваш завод</w:t>
+        <w:t>Навчена модель і готова до розгортання мережа</w:t>
       </w:r>
     </w:p>
     <w:p>
@@ -860,7 +860,7 @@
           <w:color w:val="141B2E"/>
           <w:sz w:val="21"/>
         </w:rPr>
-        <w:t>Топологія розгортання: де це працює</w:t>
+        <w:t>Безпека за задумом: чому він не зупинить ваш завод</w:t>
       </w:r>
     </w:p>
     <w:p>
@@ -883,6 +883,29 @@
           <w:color w:val="141B2E"/>
           <w:sz w:val="21"/>
         </w:rPr>
+        <w:t>Топологія розгортання: де це працює</w:t>
+      </w:r>
+    </w:p>
+    <w:p>
+      <w:pPr>
+        <w:spacing w:after="80"/>
+        <w:ind w:left="144"/>
+      </w:pPr>
+      <w:r>
+        <w:rPr>
+          <w:rFonts w:ascii="Calibri" w:hAnsi="Calibri"/>
+          <w:b/>
+          <w:color w:val="1C5D99"/>
+          <w:sz w:val="21"/>
+        </w:rPr>
+        <w:t xml:space="preserve">14.  </w:t>
+      </w:r>
+      <w:r>
+        <w:rPr>
+          <w:rFonts w:ascii="Calibri" w:hAnsi="Calibri"/>
+          <w:color w:val="141B2E"/>
+          <w:sz w:val="21"/>
+        </w:rPr>
         <w:t>Наскрізний приклад: дев'ять сценаріїв</w:t>
       </w:r>
     </w:p>
@@ -898,7 +921,7 @@
           <w:color w:val="1C5D99"/>
           <w:sz w:val="21"/>
         </w:rPr>
-        <w:t xml:space="preserve">14.  </w:t>
+        <w:t xml:space="preserve">15.  </w:t>
       </w:r>
       <w:r>
         <w:rPr>
@@ -4986,6 +5009,255 @@
           </w:p>
         </w:tc>
       </w:tr>
+      <w:tr>
+        <w:tc>
+          <w:tcPr>
+            <w:tcW w:type="dxa" w:w="3744"/>
+            <w:shd w:val="clear" w:color="auto" w:fill="FFFFFF"/>
+            <w:tcMar>
+              <w:top w:w="60" w:type="dxa"/>
+              <w:bottom w:w="60" w:type="dxa"/>
+              <w:start w:w="110" w:type="dxa"/>
+              <w:end w:w="110" w:type="dxa"/>
+            </w:tcMar>
+            <w:vAlign w:val="center"/>
+          </w:tcPr>
+          <w:p>
+            <w:pPr>
+              <w:spacing w:after="0" w:line="252" w:lineRule="auto"/>
+            </w:pPr>
+            <w:r>
+              <w:rPr>
+                <w:rFonts w:ascii="Calibri" w:hAnsi="Calibri"/>
+                <w:i w:val="0"/>
+                <w:color w:val="141B2E"/>
+                <w:sz w:val="19"/>
+              </w:rPr>
+              <w:t>MachineWaveformSignal</w:t>
+            </w:r>
+          </w:p>
+        </w:tc>
+        <w:tc>
+          <w:tcPr>
+            <w:tcW w:type="dxa" w:w="3744"/>
+            <w:shd w:val="clear" w:color="auto" w:fill="FFFFFF"/>
+            <w:tcMar>
+              <w:top w:w="60" w:type="dxa"/>
+              <w:bottom w:w="60" w:type="dxa"/>
+              <w:start w:w="110" w:type="dxa"/>
+              <w:end w:w="110" w:type="dxa"/>
+            </w:tcMar>
+            <w:vAlign w:val="center"/>
+          </w:tcPr>
+          <w:p>
+            <w:pPr>
+              <w:spacing w:after="0" w:line="252" w:lineRule="auto"/>
+            </w:pPr>
+            <w:r>
+              <w:rPr>
+                <w:rFonts w:ascii="Calibri" w:hAnsi="Calibri"/>
+                <w:i w:val="0"/>
+                <w:color w:val="141B2E"/>
+                <w:sz w:val="19"/>
+              </w:rPr>
+              <w:t>Сира акустична / вібраційна хвиля</w:t>
+            </w:r>
+          </w:p>
+        </w:tc>
+        <w:tc>
+          <w:tcPr>
+            <w:tcW w:type="dxa" w:w="2304"/>
+            <w:shd w:val="clear" w:color="auto" w:fill="FFFFFF"/>
+            <w:tcMar>
+              <w:top w:w="60" w:type="dxa"/>
+              <w:bottom w:w="60" w:type="dxa"/>
+              <w:start w:w="110" w:type="dxa"/>
+              <w:end w:w="110" w:type="dxa"/>
+            </w:tcMar>
+            <w:vAlign w:val="center"/>
+          </w:tcPr>
+          <w:p>
+            <w:pPr>
+              <w:spacing w:after="0" w:line="252" w:lineRule="auto"/>
+            </w:pPr>
+            <w:r>
+              <w:rPr>
+                <w:rFonts w:ascii="Calibri" w:hAnsi="Calibri"/>
+                <w:i w:val="0"/>
+                <w:color w:val="141B2E"/>
+                <w:sz w:val="19"/>
+              </w:rPr>
+              <w:t>Щоцикл</w:t>
+            </w:r>
+          </w:p>
+        </w:tc>
+      </w:tr>
+      <w:tr>
+        <w:tc>
+          <w:tcPr>
+            <w:tcW w:type="dxa" w:w="3744"/>
+            <w:shd w:val="clear" w:color="auto" w:fill="F4F7FB"/>
+            <w:tcMar>
+              <w:top w:w="60" w:type="dxa"/>
+              <w:bottom w:w="60" w:type="dxa"/>
+              <w:start w:w="110" w:type="dxa"/>
+              <w:end w:w="110" w:type="dxa"/>
+            </w:tcMar>
+            <w:vAlign w:val="center"/>
+          </w:tcPr>
+          <w:p>
+            <w:pPr>
+              <w:spacing w:after="0" w:line="252" w:lineRule="auto"/>
+            </w:pPr>
+            <w:r>
+              <w:rPr>
+                <w:rFonts w:ascii="Calibri" w:hAnsi="Calibri"/>
+                <w:i w:val="0"/>
+                <w:color w:val="141B2E"/>
+                <w:sz w:val="19"/>
+              </w:rPr>
+              <w:t>MachineFeatureSignal</w:t>
+            </w:r>
+          </w:p>
+        </w:tc>
+        <w:tc>
+          <w:tcPr>
+            <w:tcW w:type="dxa" w:w="3744"/>
+            <w:shd w:val="clear" w:color="auto" w:fill="F4F7FB"/>
+            <w:tcMar>
+              <w:top w:w="60" w:type="dxa"/>
+              <w:bottom w:w="60" w:type="dxa"/>
+              <w:start w:w="110" w:type="dxa"/>
+              <w:end w:w="110" w:type="dxa"/>
+            </w:tcMar>
+            <w:vAlign w:val="center"/>
+          </w:tcPr>
+          <w:p>
+            <w:pPr>
+              <w:spacing w:after="0" w:line="252" w:lineRule="auto"/>
+            </w:pPr>
+            <w:r>
+              <w:rPr>
+                <w:rFonts w:ascii="Calibri" w:hAnsi="Calibri"/>
+                <w:i w:val="0"/>
+                <w:color w:val="141B2E"/>
+                <w:sz w:val="19"/>
+              </w:rPr>
+              <w:t>Акустичні й вібраційні ознаки</w:t>
+            </w:r>
+          </w:p>
+        </w:tc>
+        <w:tc>
+          <w:tcPr>
+            <w:tcW w:type="dxa" w:w="2304"/>
+            <w:shd w:val="clear" w:color="auto" w:fill="F4F7FB"/>
+            <w:tcMar>
+              <w:top w:w="60" w:type="dxa"/>
+              <w:bottom w:w="60" w:type="dxa"/>
+              <w:start w:w="110" w:type="dxa"/>
+              <w:end w:w="110" w:type="dxa"/>
+            </w:tcMar>
+            <w:vAlign w:val="center"/>
+          </w:tcPr>
+          <w:p>
+            <w:pPr>
+              <w:spacing w:after="0" w:line="252" w:lineRule="auto"/>
+            </w:pPr>
+            <w:r>
+              <w:rPr>
+                <w:rFonts w:ascii="Calibri" w:hAnsi="Calibri"/>
+                <w:i w:val="0"/>
+                <w:color w:val="141B2E"/>
+                <w:sz w:val="19"/>
+              </w:rPr>
+              <w:t>Кожні ~4 цикли</w:t>
+            </w:r>
+          </w:p>
+        </w:tc>
+      </w:tr>
+      <w:tr>
+        <w:tc>
+          <w:tcPr>
+            <w:tcW w:type="dxa" w:w="3744"/>
+            <w:shd w:val="clear" w:color="auto" w:fill="FFFFFF"/>
+            <w:tcMar>
+              <w:top w:w="60" w:type="dxa"/>
+              <w:bottom w:w="60" w:type="dxa"/>
+              <w:start w:w="110" w:type="dxa"/>
+              <w:end w:w="110" w:type="dxa"/>
+            </w:tcMar>
+            <w:vAlign w:val="center"/>
+          </w:tcPr>
+          <w:p>
+            <w:pPr>
+              <w:spacing w:after="0" w:line="252" w:lineRule="auto"/>
+            </w:pPr>
+            <w:r>
+              <w:rPr>
+                <w:rFonts w:ascii="Calibri" w:hAnsi="Calibri"/>
+                <w:i w:val="0"/>
+                <w:color w:val="141B2E"/>
+                <w:sz w:val="19"/>
+              </w:rPr>
+              <w:t>MachineHealthAdvisorySignal</w:t>
+            </w:r>
+          </w:p>
+        </w:tc>
+        <w:tc>
+          <w:tcPr>
+            <w:tcW w:type="dxa" w:w="3744"/>
+            <w:shd w:val="clear" w:color="auto" w:fill="FFFFFF"/>
+            <w:tcMar>
+              <w:top w:w="60" w:type="dxa"/>
+              <w:bottom w:w="60" w:type="dxa"/>
+              <w:start w:w="110" w:type="dxa"/>
+              <w:end w:w="110" w:type="dxa"/>
+            </w:tcMar>
+            <w:vAlign w:val="center"/>
+          </w:tcPr>
+          <w:p>
+            <w:pPr>
+              <w:spacing w:after="0" w:line="252" w:lineRule="auto"/>
+            </w:pPr>
+            <w:r>
+              <w:rPr>
+                <w:rFonts w:ascii="Calibri" w:hAnsi="Calibri"/>
+                <w:i w:val="0"/>
+                <w:color w:val="141B2E"/>
+                <w:sz w:val="19"/>
+              </w:rPr>
+              <w:t>Бал здоров'я + ймовірності несправностей</w:t>
+            </w:r>
+          </w:p>
+        </w:tc>
+        <w:tc>
+          <w:tcPr>
+            <w:tcW w:type="dxa" w:w="2304"/>
+            <w:shd w:val="clear" w:color="auto" w:fill="FFFFFF"/>
+            <w:tcMar>
+              <w:top w:w="60" w:type="dxa"/>
+              <w:bottom w:w="60" w:type="dxa"/>
+              <w:start w:w="110" w:type="dxa"/>
+              <w:end w:w="110" w:type="dxa"/>
+            </w:tcMar>
+            <w:vAlign w:val="center"/>
+          </w:tcPr>
+          <w:p>
+            <w:pPr>
+              <w:spacing w:after="0" w:line="252" w:lineRule="auto"/>
+            </w:pPr>
+            <w:r>
+              <w:rPr>
+                <w:rFonts w:ascii="Calibri" w:hAnsi="Calibri"/>
+                <w:i w:val="0"/>
+                <w:color w:val="141B2E"/>
+                <w:sz w:val="19"/>
+              </w:rPr>
+              <w:t>Кожні ~10 циклів</w:t>
+            </w:r>
+          </w:p>
+        </w:tc>
+      </w:tr>
     </w:tbl>
     <w:p>
       <w:pPr>
@@ -5222,6 +5494,802 @@
           <w:sz w:val="34"/>
         </w:rPr>
         <w:t xml:space="preserve">10  </w:t>
+      </w:r>
+      <w:r>
+        <w:rPr>
+          <w:rFonts w:ascii="Calibri" w:hAnsi="Calibri"/>
+          <w:b/>
+          <w:color w:val="102A54"/>
+          <w:sz w:val="34"/>
+        </w:rPr>
+        <w:t>Слух і відчуття машини: мультимодальний моніторинг стану</w:t>
+      </w:r>
+    </w:p>
+    <w:p>
+      <w:pPr>
+        <w:spacing w:after="120"/>
+      </w:pPr>
+      <w:r>
+        <w:rPr>
+          <w:rFonts w:ascii="Calibri" w:hAnsi="Calibri"/>
+          <w:i w:val="0"/>
+          <w:color w:val="141B2E"/>
+          <w:sz w:val="21"/>
+        </w:rPr>
+        <w:t xml:space="preserve">Чотири голови вище читають *процесну* телеметрію. Оновлений Guardian додає </w:t>
+      </w:r>
+      <w:r>
+        <w:rPr>
+          <w:rFonts w:ascii="Calibri" w:hAnsi="Calibri"/>
+          <w:b/>
+          <w:i w:val="0"/>
+          <w:color w:val="141B2E"/>
+          <w:sz w:val="21"/>
+        </w:rPr>
+        <w:t>мультимодальну підсистему здоров'я машини</w:t>
+      </w:r>
+      <w:r>
+        <w:rPr>
+          <w:rFonts w:ascii="Calibri" w:hAnsi="Calibri"/>
+          <w:i w:val="0"/>
+          <w:color w:val="141B2E"/>
+          <w:sz w:val="21"/>
+        </w:rPr>
+        <w:t>, що також *чує й відчуває* обладнання — акустичний і вібраційний моніторинг стану — реалізовану як рівень часу виконання «лише для читання / тінь / рекомендації», що ніколи не торкається керування. Він перетворює сирий звук і вібрацію на названі гіпотези несправностей із каліброваним балом здоров'я та чесною мірою власної невпевненості:</w:t>
+      </w:r>
+    </w:p>
+    <w:tbl>
+      <w:tblPr>
+        <w:tblW w:type="auto" w:w="0"/>
+        <w:jc w:val="center"/>
+        <w:tblLook w:firstColumn="1" w:firstRow="1" w:lastColumn="0" w:lastRow="0" w:noHBand="0" w:noVBand="1" w:val="04A0"/>
+        <w:tblBorders>
+          <w:top w:val="single" w:sz="4" w:space="0" w:color="D6DBE5"/>
+          <w:left w:val="single" w:sz="4" w:space="0" w:color="D6DBE5"/>
+          <w:bottom w:val="single" w:sz="4" w:space="0" w:color="D6DBE5"/>
+          <w:right w:val="single" w:sz="4" w:space="0" w:color="D6DBE5"/>
+          <w:insideH w:val="single" w:sz="4" w:space="0" w:color="D6DBE5"/>
+          <w:insideV w:val="single" w:sz="4" w:space="0" w:color="D6DBE5"/>
+        </w:tblBorders>
+      </w:tblPr>
+      <w:tblGrid>
+        <w:gridCol w:w="4586"/>
+        <w:gridCol w:w="4586"/>
+      </w:tblGrid>
+      <w:tr>
+        <w:tc>
+          <w:tcPr>
+            <w:tcW w:type="dxa" w:w="4464"/>
+            <w:shd w:val="clear" w:color="auto" w:fill="1C5D99"/>
+            <w:tcMar>
+              <w:top w:w="60" w:type="dxa"/>
+              <w:bottom w:w="60" w:type="dxa"/>
+              <w:start w:w="110" w:type="dxa"/>
+              <w:end w:w="110" w:type="dxa"/>
+            </w:tcMar>
+            <w:vAlign w:val="center"/>
+          </w:tcPr>
+          <w:p>
+            <w:pPr>
+              <w:spacing w:after="0"/>
+            </w:pPr>
+            <w:r>
+              <w:rPr>
+                <w:rFonts w:ascii="Calibri" w:hAnsi="Calibri"/>
+                <w:b/>
+                <w:color w:val="FFFFFF"/>
+                <w:sz w:val="19"/>
+              </w:rPr>
+              <w:t>Етап (нейрон-власник)</w:t>
+            </w:r>
+          </w:p>
+        </w:tc>
+        <w:tc>
+          <w:tcPr>
+            <w:tcW w:type="dxa" w:w="5328"/>
+            <w:shd w:val="clear" w:color="auto" w:fill="1C5D99"/>
+            <w:tcMar>
+              <w:top w:w="60" w:type="dxa"/>
+              <w:bottom w:w="60" w:type="dxa"/>
+              <w:start w:w="110" w:type="dxa"/>
+              <w:end w:w="110" w:type="dxa"/>
+            </w:tcMar>
+            <w:vAlign w:val="center"/>
+          </w:tcPr>
+          <w:p>
+            <w:pPr>
+              <w:spacing w:after="0"/>
+            </w:pPr>
+            <w:r>
+              <w:rPr>
+                <w:rFonts w:ascii="Calibri" w:hAnsi="Calibri"/>
+                <w:b/>
+                <w:color w:val="FFFFFF"/>
+                <w:sz w:val="19"/>
+              </w:rPr>
+              <w:t>Що робить</w:t>
+            </w:r>
+          </w:p>
+        </w:tc>
+      </w:tr>
+      <w:tr>
+        <w:tc>
+          <w:tcPr>
+            <w:tcW w:type="dxa" w:w="4464"/>
+            <w:shd w:val="clear" w:color="auto" w:fill="F4F7FB"/>
+            <w:tcMar>
+              <w:top w:w="60" w:type="dxa"/>
+              <w:bottom w:w="60" w:type="dxa"/>
+              <w:start w:w="110" w:type="dxa"/>
+              <w:end w:w="110" w:type="dxa"/>
+            </w:tcMar>
+            <w:vAlign w:val="center"/>
+          </w:tcPr>
+          <w:p>
+            <w:pPr>
+              <w:spacing w:after="0" w:line="252" w:lineRule="auto"/>
+            </w:pPr>
+            <w:r>
+              <w:rPr>
+                <w:rFonts w:ascii="Calibri" w:hAnsi="Calibri"/>
+                <w:i w:val="0"/>
+                <w:color w:val="141B2E"/>
+                <w:sz w:val="19"/>
+              </w:rPr>
+              <w:t>Акустичні ознаки (AcousticFeatureNeuron)</w:t>
+            </w:r>
+          </w:p>
+        </w:tc>
+        <w:tc>
+          <w:tcPr>
+            <w:tcW w:type="dxa" w:w="5328"/>
+            <w:shd w:val="clear" w:color="auto" w:fill="F4F7FB"/>
+            <w:tcMar>
+              <w:top w:w="60" w:type="dxa"/>
+              <w:bottom w:w="60" w:type="dxa"/>
+              <w:start w:w="110" w:type="dxa"/>
+              <w:end w:w="110" w:type="dxa"/>
+            </w:tcMar>
+            <w:vAlign w:val="center"/>
+          </w:tcPr>
+          <w:p>
+            <w:pPr>
+              <w:spacing w:after="0" w:line="252" w:lineRule="auto"/>
+            </w:pPr>
+            <w:r>
+              <w:rPr>
+                <w:rFonts w:ascii="Calibri" w:hAnsi="Calibri"/>
+                <w:i w:val="0"/>
+                <w:color w:val="141B2E"/>
+                <w:sz w:val="19"/>
+              </w:rPr>
+              <w:t>СКЗ, крест-фактор, спектральний центроїд зі звукового потоку</w:t>
+            </w:r>
+          </w:p>
+        </w:tc>
+      </w:tr>
+      <w:tr>
+        <w:tc>
+          <w:tcPr>
+            <w:tcW w:type="dxa" w:w="4464"/>
+            <w:shd w:val="clear" w:color="auto" w:fill="FFFFFF"/>
+            <w:tcMar>
+              <w:top w:w="60" w:type="dxa"/>
+              <w:bottom w:w="60" w:type="dxa"/>
+              <w:start w:w="110" w:type="dxa"/>
+              <w:end w:w="110" w:type="dxa"/>
+            </w:tcMar>
+            <w:vAlign w:val="center"/>
+          </w:tcPr>
+          <w:p>
+            <w:pPr>
+              <w:spacing w:after="0" w:line="252" w:lineRule="auto"/>
+            </w:pPr>
+            <w:r>
+              <w:rPr>
+                <w:rFonts w:ascii="Calibri" w:hAnsi="Calibri"/>
+                <w:i w:val="0"/>
+                <w:color w:val="141B2E"/>
+                <w:sz w:val="19"/>
+              </w:rPr>
+              <w:t>Вібраційні ознаки (VibrationFeatureNeuron)</w:t>
+            </w:r>
+          </w:p>
+        </w:tc>
+        <w:tc>
+          <w:tcPr>
+            <w:tcW w:type="dxa" w:w="5328"/>
+            <w:shd w:val="clear" w:color="auto" w:fill="FFFFFF"/>
+            <w:tcMar>
+              <w:top w:w="60" w:type="dxa"/>
+              <w:bottom w:w="60" w:type="dxa"/>
+              <w:start w:w="110" w:type="dxa"/>
+              <w:end w:w="110" w:type="dxa"/>
+            </w:tcMar>
+            <w:vAlign w:val="center"/>
+          </w:tcPr>
+          <w:p>
+            <w:pPr>
+              <w:spacing w:after="0" w:line="252" w:lineRule="auto"/>
+            </w:pPr>
+            <w:r>
+              <w:rPr>
+                <w:rFonts w:ascii="Calibri" w:hAnsi="Calibri"/>
+                <w:i w:val="0"/>
+                <w:color w:val="141B2E"/>
+                <w:sz w:val="19"/>
+              </w:rPr>
+              <w:t>СКЗ, енергія обвідної, крест-фактор із потоку вібрації</w:t>
+            </w:r>
+          </w:p>
+        </w:tc>
+      </w:tr>
+      <w:tr>
+        <w:tc>
+          <w:tcPr>
+            <w:tcW w:type="dxa" w:w="4464"/>
+            <w:shd w:val="clear" w:color="auto" w:fill="F4F7FB"/>
+            <w:tcMar>
+              <w:top w:w="60" w:type="dxa"/>
+              <w:bottom w:w="60" w:type="dxa"/>
+              <w:start w:w="110" w:type="dxa"/>
+              <w:end w:w="110" w:type="dxa"/>
+            </w:tcMar>
+            <w:vAlign w:val="center"/>
+          </w:tcPr>
+          <w:p>
+            <w:pPr>
+              <w:spacing w:after="0" w:line="252" w:lineRule="auto"/>
+            </w:pPr>
+            <w:r>
+              <w:rPr>
+                <w:rFonts w:ascii="Calibri" w:hAnsi="Calibri"/>
+                <w:i w:val="0"/>
+                <w:color w:val="141B2E"/>
+                <w:sz w:val="19"/>
+              </w:rPr>
+              <w:t>Робочий режим (OperatingRegimeNeuron)</w:t>
+            </w:r>
+          </w:p>
+        </w:tc>
+        <w:tc>
+          <w:tcPr>
+            <w:tcW w:type="dxa" w:w="5328"/>
+            <w:shd w:val="clear" w:color="auto" w:fill="F4F7FB"/>
+            <w:tcMar>
+              <w:top w:w="60" w:type="dxa"/>
+              <w:bottom w:w="60" w:type="dxa"/>
+              <w:start w:w="110" w:type="dxa"/>
+              <w:end w:w="110" w:type="dxa"/>
+            </w:tcMar>
+            <w:vAlign w:val="center"/>
+          </w:tcPr>
+          <w:p>
+            <w:pPr>
+              <w:spacing w:after="0" w:line="252" w:lineRule="auto"/>
+            </w:pPr>
+            <w:r>
+              <w:rPr>
+                <w:rFonts w:ascii="Calibri" w:hAnsi="Calibri"/>
+                <w:i w:val="0"/>
+                <w:color w:val="141B2E"/>
+                <w:sz w:val="19"/>
+              </w:rPr>
+              <w:t>Нормалізація за швидкістю, щоб показник означав правильне за кожного навантаження</w:t>
+            </w:r>
+          </w:p>
+        </w:tc>
+      </w:tr>
+      <w:tr>
+        <w:tc>
+          <w:tcPr>
+            <w:tcW w:type="dxa" w:w="4464"/>
+            <w:shd w:val="clear" w:color="auto" w:fill="FFFFFF"/>
+            <w:tcMar>
+              <w:top w:w="60" w:type="dxa"/>
+              <w:bottom w:w="60" w:type="dxa"/>
+              <w:start w:w="110" w:type="dxa"/>
+              <w:end w:w="110" w:type="dxa"/>
+            </w:tcMar>
+            <w:vAlign w:val="center"/>
+          </w:tcPr>
+          <w:p>
+            <w:pPr>
+              <w:spacing w:after="0" w:line="252" w:lineRule="auto"/>
+            </w:pPr>
+            <w:r>
+              <w:rPr>
+                <w:rFonts w:ascii="Calibri" w:hAnsi="Calibri"/>
+                <w:i w:val="0"/>
+                <w:color w:val="141B2E"/>
+                <w:sz w:val="19"/>
+              </w:rPr>
+              <w:t>Базова лінія й зсув домену (MachineBaselineNeuron)</w:t>
+            </w:r>
+          </w:p>
+        </w:tc>
+        <w:tc>
+          <w:tcPr>
+            <w:tcW w:type="dxa" w:w="5328"/>
+            <w:shd w:val="clear" w:color="auto" w:fill="FFFFFF"/>
+            <w:tcMar>
+              <w:top w:w="60" w:type="dxa"/>
+              <w:bottom w:w="60" w:type="dxa"/>
+              <w:start w:w="110" w:type="dxa"/>
+              <w:end w:w="110" w:type="dxa"/>
+            </w:tcMar>
+            <w:vAlign w:val="center"/>
+          </w:tcPr>
+          <w:p>
+            <w:pPr>
+              <w:spacing w:after="0" w:line="252" w:lineRule="auto"/>
+            </w:pPr>
+            <w:r>
+              <w:rPr>
+                <w:rFonts w:ascii="Calibri" w:hAnsi="Calibri"/>
+                <w:i w:val="0"/>
+                <w:color w:val="141B2E"/>
+                <w:sz w:val="19"/>
+              </w:rPr>
+              <w:t>Базова лінія машини, бал зсуву домену, узгодженість між датчиками</w:t>
+            </w:r>
+          </w:p>
+        </w:tc>
+      </w:tr>
+      <w:tr>
+        <w:tc>
+          <w:tcPr>
+            <w:tcW w:type="dxa" w:w="4464"/>
+            <w:shd w:val="clear" w:color="auto" w:fill="F4F7FB"/>
+            <w:tcMar>
+              <w:top w:w="60" w:type="dxa"/>
+              <w:bottom w:w="60" w:type="dxa"/>
+              <w:start w:w="110" w:type="dxa"/>
+              <w:end w:w="110" w:type="dxa"/>
+            </w:tcMar>
+            <w:vAlign w:val="center"/>
+          </w:tcPr>
+          <w:p>
+            <w:pPr>
+              <w:spacing w:after="0" w:line="252" w:lineRule="auto"/>
+            </w:pPr>
+            <w:r>
+              <w:rPr>
+                <w:rFonts w:ascii="Calibri" w:hAnsi="Calibri"/>
+                <w:i w:val="0"/>
+                <w:color w:val="141B2E"/>
+                <w:sz w:val="19"/>
+              </w:rPr>
+              <w:t>Гіпотези несправностей (FaultHypothesisNeuron)</w:t>
+            </w:r>
+          </w:p>
+        </w:tc>
+        <w:tc>
+          <w:tcPr>
+            <w:tcW w:type="dxa" w:w="5328"/>
+            <w:shd w:val="clear" w:color="auto" w:fill="F4F7FB"/>
+            <w:tcMar>
+              <w:top w:w="60" w:type="dxa"/>
+              <w:bottom w:w="60" w:type="dxa"/>
+              <w:start w:w="110" w:type="dxa"/>
+              <w:end w:w="110" w:type="dxa"/>
+            </w:tcMar>
+            <w:vAlign w:val="center"/>
+          </w:tcPr>
+          <w:p>
+            <w:pPr>
+              <w:spacing w:after="0" w:line="252" w:lineRule="auto"/>
+            </w:pPr>
+            <w:r>
+              <w:rPr>
+                <w:rFonts w:ascii="Calibri" w:hAnsi="Calibri"/>
+                <w:i w:val="0"/>
+                <w:color w:val="141B2E"/>
+                <w:sz w:val="19"/>
+              </w:rPr>
+              <w:t>Ймовірності пошкодження підшипника, кавітації, дисбалансу, несправності датчика, невідомої аномалії</w:t>
+            </w:r>
+          </w:p>
+        </w:tc>
+      </w:tr>
+      <w:tr>
+        <w:tc>
+          <w:tcPr>
+            <w:tcW w:type="dxa" w:w="4464"/>
+            <w:shd w:val="clear" w:color="auto" w:fill="FFFFFF"/>
+            <w:tcMar>
+              <w:top w:w="60" w:type="dxa"/>
+              <w:bottom w:w="60" w:type="dxa"/>
+              <w:start w:w="110" w:type="dxa"/>
+              <w:end w:w="110" w:type="dxa"/>
+            </w:tcMar>
+            <w:vAlign w:val="center"/>
+          </w:tcPr>
+          <w:p>
+            <w:pPr>
+              <w:spacing w:after="0" w:line="252" w:lineRule="auto"/>
+            </w:pPr>
+            <w:r>
+              <w:rPr>
+                <w:rFonts w:ascii="Calibri" w:hAnsi="Calibri"/>
+                <w:i w:val="0"/>
+                <w:color w:val="141B2E"/>
+                <w:sz w:val="19"/>
+              </w:rPr>
+              <w:t>Кореляція й запобіжник (MachineHealthCorrelationNeuron, AdvisoryGateNeuron)</w:t>
+            </w:r>
+          </w:p>
+        </w:tc>
+        <w:tc>
+          <w:tcPr>
+            <w:tcW w:type="dxa" w:w="5328"/>
+            <w:shd w:val="clear" w:color="auto" w:fill="FFFFFF"/>
+            <w:tcMar>
+              <w:top w:w="60" w:type="dxa"/>
+              <w:bottom w:w="60" w:type="dxa"/>
+              <w:start w:w="110" w:type="dxa"/>
+              <w:end w:w="110" w:type="dxa"/>
+            </w:tcMar>
+            <w:vAlign w:val="center"/>
+          </w:tcPr>
+          <w:p>
+            <w:pPr>
+              <w:spacing w:after="0" w:line="252" w:lineRule="auto"/>
+            </w:pPr>
+            <w:r>
+              <w:rPr>
+                <w:rFonts w:ascii="Calibri" w:hAnsi="Calibri"/>
+                <w:i w:val="0"/>
+                <w:color w:val="141B2E"/>
+                <w:sz w:val="19"/>
+              </w:rPr>
+              <w:t>Поєднує докази в рекомендацію щодо здоров'я й тримає її лише рекомендаційною</w:t>
+            </w:r>
+          </w:p>
+        </w:tc>
+      </w:tr>
+    </w:tbl>
+    <w:p>
+      <w:pPr>
+        <w:spacing w:after="0" w:before="0"/>
+      </w:pPr>
+      <w:r>
+        <w:rPr>
+          <w:sz w:val="12"/>
+        </w:rPr>
+      </w:r>
+    </w:p>
+    <w:p>
+      <w:pPr>
+        <w:spacing w:after="120"/>
+      </w:pPr>
+      <w:r>
+        <w:rPr>
+          <w:rFonts w:ascii="Calibri" w:hAnsi="Calibri"/>
+          <w:i w:val="0"/>
+          <w:color w:val="141B2E"/>
+          <w:sz w:val="21"/>
+        </w:rPr>
+        <w:t xml:space="preserve">Рекомендація щодо здоров'я несе </w:t>
+      </w:r>
+      <w:r>
+        <w:rPr>
+          <w:rFonts w:ascii="Consolas" w:hAnsi="Consolas"/>
+          <w:color w:val="102A54"/>
+          <w:sz w:val="20"/>
+        </w:rPr>
+        <w:t>healthScore</w:t>
+      </w:r>
+      <w:r>
+        <w:rPr>
+          <w:rFonts w:ascii="Calibri" w:hAnsi="Calibri"/>
+          <w:i w:val="0"/>
+          <w:color w:val="141B2E"/>
+          <w:sz w:val="21"/>
+        </w:rPr>
+        <w:t xml:space="preserve">, </w:t>
+      </w:r>
+      <w:r>
+        <w:rPr>
+          <w:rFonts w:ascii="Consolas" w:hAnsi="Consolas"/>
+          <w:color w:val="102A54"/>
+          <w:sz w:val="20"/>
+        </w:rPr>
+        <w:t>anomalyProbability</w:t>
+      </w:r>
+      <w:r>
+        <w:rPr>
+          <w:rFonts w:ascii="Calibri" w:hAnsi="Calibri"/>
+          <w:i w:val="0"/>
+          <w:color w:val="141B2E"/>
+          <w:sz w:val="21"/>
+        </w:rPr>
+        <w:t xml:space="preserve">, ймовірності несправностей </w:t>
+      </w:r>
+      <w:r>
+        <w:rPr>
+          <w:rFonts w:ascii="Consolas" w:hAnsi="Consolas"/>
+          <w:color w:val="102A54"/>
+          <w:sz w:val="20"/>
+        </w:rPr>
+        <w:t>faultProbabilities</w:t>
+      </w:r>
+      <w:r>
+        <w:rPr>
+          <w:rFonts w:ascii="Calibri" w:hAnsi="Calibri"/>
+          <w:i w:val="0"/>
+          <w:color w:val="141B2E"/>
+          <w:sz w:val="21"/>
+        </w:rPr>
+        <w:t xml:space="preserve"> (пошкодження підшипника, кавітація, дисбаланс, несправність датчика), </w:t>
+      </w:r>
+      <w:r>
+        <w:rPr>
+          <w:rFonts w:ascii="Consolas" w:hAnsi="Consolas"/>
+          <w:color w:val="102A54"/>
+          <w:sz w:val="20"/>
+        </w:rPr>
+        <w:t>unknownAnomalyProbability</w:t>
+      </w:r>
+      <w:r>
+        <w:rPr>
+          <w:rFonts w:ascii="Calibri" w:hAnsi="Calibri"/>
+          <w:i w:val="0"/>
+          <w:color w:val="141B2E"/>
+          <w:sz w:val="21"/>
+        </w:rPr>
+        <w:t xml:space="preserve">, </w:t>
+      </w:r>
+      <w:r>
+        <w:rPr>
+          <w:rFonts w:ascii="Consolas" w:hAnsi="Consolas"/>
+          <w:color w:val="102A54"/>
+          <w:sz w:val="20"/>
+        </w:rPr>
+        <w:t>domainShiftScore</w:t>
+      </w:r>
+      <w:r>
+        <w:rPr>
+          <w:rFonts w:ascii="Calibri" w:hAnsi="Calibri"/>
+          <w:i w:val="0"/>
+          <w:color w:val="141B2E"/>
+          <w:sz w:val="21"/>
+        </w:rPr>
+        <w:t xml:space="preserve"> та значення </w:t>
+      </w:r>
+      <w:r>
+        <w:rPr>
+          <w:rFonts w:ascii="Consolas" w:hAnsi="Consolas"/>
+          <w:color w:val="102A54"/>
+          <w:sz w:val="20"/>
+        </w:rPr>
+        <w:t>uncertainty</w:t>
+      </w:r>
+      <w:r>
+        <w:rPr>
+          <w:rFonts w:ascii="Calibri" w:hAnsi="Calibri"/>
+          <w:i w:val="0"/>
+          <w:color w:val="141B2E"/>
+          <w:sz w:val="21"/>
+        </w:rPr>
+        <w:t xml:space="preserve"> — тож вона каже не лише *що* підозрює, а й *наскільки впевнена*.</w:t>
+      </w:r>
+    </w:p>
+    <w:tbl>
+      <w:tblPr>
+        <w:tblW w:type="auto" w:w="0"/>
+        <w:jc w:val="center"/>
+        <w:tblLook w:firstColumn="1" w:firstRow="1" w:lastColumn="0" w:lastRow="0" w:noHBand="0" w:noVBand="1" w:val="04A0"/>
+        <w:tblBorders>
+          <w:top w:val="single" w:sz="4" w:space="0" w:color="E8F3EC"/>
+          <w:left w:val="single" w:sz="4" w:space="0" w:color="E8F3EC"/>
+          <w:bottom w:val="single" w:sz="4" w:space="0" w:color="E8F3EC"/>
+          <w:right w:val="single" w:sz="4" w:space="0" w:color="E8F3EC"/>
+          <w:insideH w:val="single" w:sz="4" w:space="0" w:color="E8F3EC"/>
+          <w:insideV w:val="single" w:sz="4" w:space="0" w:color="E8F3EC"/>
+        </w:tblBorders>
+      </w:tblPr>
+      <w:tblGrid>
+        <w:gridCol w:w="9173"/>
+      </w:tblGrid>
+      <w:tr>
+        <w:tc>
+          <w:tcPr>
+            <w:tcW w:type="dxa" w:w="9173"/>
+            <w:shd w:val="clear" w:color="auto" w:fill="E8F3EC"/>
+            <w:tcMar>
+              <w:top w:w="120" w:type="dxa"/>
+              <w:bottom w:w="120" w:type="dxa"/>
+              <w:start w:w="160" w:type="dxa"/>
+              <w:end w:w="160" w:type="dxa"/>
+            </w:tcMar>
+            <w:tcBorders>
+              <w:left w:val="single" w:sz="24" w:space="0" w:color="1F7A3D"/>
+            </w:tcBorders>
+          </w:tcPr>
+          <w:p>
+            <w:pPr>
+              <w:spacing w:after="60"/>
+            </w:pPr>
+            <w:r>
+              <w:rPr>
+                <w:rFonts w:ascii="Calibri" w:hAnsi="Calibri"/>
+                <w:b/>
+                <w:color w:val="1F7A3D"/>
+                <w:sz w:val="21"/>
+              </w:rPr>
+              <w:t>Чому важливі зсув домену й невпевненість</w:t>
+            </w:r>
+          </w:p>
+          <w:p>
+            <w:pPr>
+              <w:spacing w:after="0"/>
+            </w:pPr>
+            <w:r>
+              <w:rPr>
+                <w:rFonts w:ascii="Calibri" w:hAnsi="Calibri"/>
+                <w:i w:val="0"/>
+                <w:color w:val="141B2E"/>
+                <w:sz w:val="20"/>
+              </w:rPr>
+              <w:t>Модель моніторингу стану, що впевнено хибно маркує незнайому машину, небезпечна. Ця підсистема повідомляє бал зсуву домену й значення невпевненості, тож незнайома машина чи режим спливає як «я не впевнений», а не як хибна тривога, — саме це робить її гідною довіри в тіньовому режимі.</w:t>
+            </w:r>
+          </w:p>
+        </w:tc>
+      </w:tr>
+    </w:tbl>
+    <w:p>
+      <w:pPr>
+        <w:spacing w:after="0" w:before="0"/>
+      </w:pPr>
+      <w:r>
+        <w:rPr>
+          <w:sz w:val="12"/>
+        </w:rPr>
+      </w:r>
+    </w:p>
+    <w:p>
+      <w:pPr>
+        <w:spacing w:after="120"/>
+      </w:pPr>
+      <w:r>
+        <w:rPr>
+          <w:rFonts w:ascii="Calibri" w:hAnsi="Calibri"/>
+          <w:i w:val="0"/>
+          <w:color w:val="141B2E"/>
+          <w:sz w:val="21"/>
+        </w:rPr>
+        <w:t xml:space="preserve">Її навчено на публічних наборах стану машин — </w:t>
+      </w:r>
+      <w:r>
+        <w:rPr>
+          <w:rFonts w:ascii="Calibri" w:hAnsi="Calibri"/>
+          <w:b/>
+          <w:i w:val="0"/>
+          <w:color w:val="141B2E"/>
+          <w:sz w:val="21"/>
+        </w:rPr>
+        <w:t>MIMII</w:t>
+      </w:r>
+      <w:r>
+        <w:rPr>
+          <w:rFonts w:ascii="Calibri" w:hAnsi="Calibri"/>
+          <w:i w:val="0"/>
+          <w:color w:val="141B2E"/>
+          <w:sz w:val="21"/>
+        </w:rPr>
+        <w:t xml:space="preserve">, </w:t>
+      </w:r>
+      <w:r>
+        <w:rPr>
+          <w:rFonts w:ascii="Calibri" w:hAnsi="Calibri"/>
+          <w:b/>
+          <w:i w:val="0"/>
+          <w:color w:val="141B2E"/>
+          <w:sz w:val="21"/>
+        </w:rPr>
+        <w:t>DCASE machine-condition</w:t>
+      </w:r>
+      <w:r>
+        <w:rPr>
+          <w:rFonts w:ascii="Calibri" w:hAnsi="Calibri"/>
+          <w:i w:val="0"/>
+          <w:color w:val="141B2E"/>
+          <w:sz w:val="21"/>
+        </w:rPr>
+        <w:t xml:space="preserve">, </w:t>
+      </w:r>
+      <w:r>
+        <w:rPr>
+          <w:rFonts w:ascii="Calibri" w:hAnsi="Calibri"/>
+          <w:b/>
+          <w:i w:val="0"/>
+          <w:color w:val="141B2E"/>
+          <w:sz w:val="21"/>
+        </w:rPr>
+        <w:t>MIMII DUE/DG</w:t>
+      </w:r>
+      <w:r>
+        <w:rPr>
+          <w:rFonts w:ascii="Calibri" w:hAnsi="Calibri"/>
+          <w:i w:val="0"/>
+          <w:color w:val="141B2E"/>
+          <w:sz w:val="21"/>
+        </w:rPr>
+        <w:t xml:space="preserve"> і </w:t>
+      </w:r>
+      <w:r>
+        <w:rPr>
+          <w:rFonts w:ascii="Calibri" w:hAnsi="Calibri"/>
+          <w:b/>
+          <w:i w:val="0"/>
+          <w:color w:val="141B2E"/>
+          <w:sz w:val="21"/>
+        </w:rPr>
+        <w:t>Paderborn Bearing Data Center</w:t>
+      </w:r>
+      <w:r>
+        <w:rPr>
+          <w:rFonts w:ascii="Calibri" w:hAnsi="Calibri"/>
+          <w:i w:val="0"/>
+          <w:color w:val="141B2E"/>
+          <w:sz w:val="21"/>
+        </w:rPr>
+        <w:t xml:space="preserve"> — плюс симулятор насоса FMI й авторизована телеметрія майданчика, і вона </w:t>
+      </w:r>
+      <w:r>
+        <w:rPr>
+          <w:rFonts w:ascii="Calibri" w:hAnsi="Calibri"/>
+          <w:b/>
+          <w:i w:val="0"/>
+          <w:color w:val="141B2E"/>
+          <w:sz w:val="21"/>
+        </w:rPr>
+        <w:t>лише для читання за побудовою</w:t>
+      </w:r>
+      <w:r>
+        <w:rPr>
+          <w:rFonts w:ascii="Calibri" w:hAnsi="Calibri"/>
+          <w:i w:val="0"/>
+          <w:color w:val="141B2E"/>
+          <w:sz w:val="21"/>
+        </w:rPr>
+        <w:t xml:space="preserve">: </w:t>
+      </w:r>
+      <w:r>
+        <w:rPr>
+          <w:rFonts w:ascii="Consolas" w:hAnsi="Consolas"/>
+          <w:color w:val="102A54"/>
+          <w:sz w:val="20"/>
+        </w:rPr>
+        <w:t>MachineHealthAdvisorySignal</w:t>
+      </w:r>
+      <w:r>
+        <w:rPr>
+          <w:rFonts w:ascii="Calibri" w:hAnsi="Calibri"/>
+          <w:i w:val="0"/>
+          <w:color w:val="141B2E"/>
+          <w:sz w:val="21"/>
+        </w:rPr>
+        <w:t xml:space="preserve"> ніколи не записує команду виконавчого механізму, а інтерлоки, запобіжник і перевизначення оператора лишаються авторитетними.</w:t>
+      </w:r>
+    </w:p>
+    <w:p>
+      <w:pPr>
+        <w:keepNext/>
+        <w:spacing w:before="320" w:after="40"/>
+        <w:pBdr>
+          <w:bottom w:val="single" w:sz="10" w:space="4" w:color="1C5D99"/>
+        </w:pBdr>
+      </w:pPr>
+      <w:r>
+        <w:rPr>
+          <w:rFonts w:ascii="Calibri" w:hAnsi="Calibri"/>
+          <w:b/>
+          <w:color w:val="1C5D99"/>
+          <w:sz w:val="34"/>
+        </w:rPr>
+        <w:t xml:space="preserve">11  </w:t>
       </w:r>
       <w:r>
         <w:rPr>
@@ -5549,6 +6617,62 @@
                 <w:color w:val="141B2E"/>
                 <w:sz w:val="19"/>
               </w:rPr>
+              <w:t>Здоров'я машини (Java)</w:t>
+            </w:r>
+          </w:p>
+        </w:tc>
+        <w:tc>
+          <w:tcPr>
+            <w:tcW w:type="dxa" w:w="6912"/>
+            <w:shd w:val="clear" w:color="auto" w:fill="FFFFFF"/>
+            <w:tcMar>
+              <w:top w:w="60" w:type="dxa"/>
+              <w:bottom w:w="60" w:type="dxa"/>
+              <w:start w:w="110" w:type="dxa"/>
+              <w:end w:w="110" w:type="dxa"/>
+            </w:tcMar>
+            <w:vAlign w:val="center"/>
+          </w:tcPr>
+          <w:p>
+            <w:pPr>
+              <w:spacing w:after="0" w:line="252" w:lineRule="auto"/>
+            </w:pPr>
+            <w:r>
+              <w:rPr>
+                <w:rFonts w:ascii="Calibri" w:hAnsi="Calibri"/>
+                <w:i w:val="0"/>
+                <w:color w:val="141B2E"/>
+                <w:sz w:val="19"/>
+              </w:rPr>
+              <w:t>AcousticFeatureNeuron, VibrationFeatureNeuron, FaultHypothesisNeuron, MachineHealthCorrelationNeuron, AdvisoryGateNeuron</w:t>
+            </w:r>
+          </w:p>
+        </w:tc>
+      </w:tr>
+      <w:tr>
+        <w:tc>
+          <w:tcPr>
+            <w:tcW w:type="dxa" w:w="2880"/>
+            <w:shd w:val="clear" w:color="auto" w:fill="F4F7FB"/>
+            <w:tcMar>
+              <w:top w:w="60" w:type="dxa"/>
+              <w:bottom w:w="60" w:type="dxa"/>
+              <w:start w:w="110" w:type="dxa"/>
+              <w:end w:w="110" w:type="dxa"/>
+            </w:tcMar>
+            <w:vAlign w:val="center"/>
+          </w:tcPr>
+          <w:p>
+            <w:pPr>
+              <w:spacing w:after="0" w:line="252" w:lineRule="auto"/>
+            </w:pPr>
+            <w:r>
+              <w:rPr>
+                <w:rFonts w:ascii="Calibri" w:hAnsi="Calibri"/>
+                <w:i w:val="0"/>
+                <w:color w:val="141B2E"/>
+                <w:sz w:val="19"/>
+              </w:rPr>
               <w:t>Результат</w:t>
             </w:r>
           </w:p>
@@ -5556,7 +6680,7 @@
         <w:tc>
           <w:tcPr>
             <w:tcW w:type="dxa" w:w="6912"/>
-            <w:shd w:val="clear" w:color="auto" w:fill="FFFFFF"/>
+            <w:shd w:val="clear" w:color="auto" w:fill="F4F7FB"/>
             <w:tcMar>
               <w:top w:w="60" w:type="dxa"/>
               <w:bottom w:w="60" w:type="dxa"/>
@@ -5832,7 +6956,7 @@
           <w:color w:val="1C5D99"/>
           <w:sz w:val="34"/>
         </w:rPr>
-        <w:t xml:space="preserve">11  </w:t>
+        <w:t xml:space="preserve">12  </w:t>
       </w:r>
       <w:r>
         <w:rPr>
@@ -6047,7 +7171,7 @@
           <w:color w:val="1C5D99"/>
           <w:sz w:val="34"/>
         </w:rPr>
-        <w:t xml:space="preserve">12  </w:t>
+        <w:t xml:space="preserve">13  </w:t>
       </w:r>
       <w:r>
         <w:rPr>
@@ -6451,7 +7575,26 @@
           <w:color w:val="141B2E"/>
           <w:sz w:val="21"/>
         </w:rPr>
-        <w:t>, що перекладають протокол на типізовані сигнали: входи вимірювань/тривог OPC UA, входи телеметрії MQTT і тіньовий потік Kafka. Специфічний для майданчика адаптер входу перетворює ваш історіан чи живі потоки на ті самі типізовані сигнали, зберігаючи час події, тож та сама модель працює і на відтворенні на ноутбуці, і на кластерному заводі.</w:t>
+        <w:t xml:space="preserve">, що перекладають протокол на типізовані сигнали: входи вимірювань/тривог OPC UA, входи телеметрії MQTT, входи вимірювань/подій </w:t>
+      </w:r>
+      <w:r>
+        <w:rPr>
+          <w:rFonts w:ascii="Calibri" w:hAnsi="Calibri"/>
+          <w:b/>
+          <w:i w:val="0"/>
+          <w:color w:val="141B2E"/>
+          <w:sz w:val="21"/>
+        </w:rPr>
+        <w:t>FMI та PLC4X</w:t>
+      </w:r>
+      <w:r>
+        <w:rPr>
+          <w:rFonts w:ascii="Calibri" w:hAnsi="Calibri"/>
+          <w:i w:val="0"/>
+          <w:color w:val="141B2E"/>
+          <w:sz w:val="21"/>
+        </w:rPr>
+        <w:t xml:space="preserve"> і тіньовий потік Kafka — плюс вхід машинної хвилі для акустичних/вібраційних потоків. Специфічний для майданчика адаптер входу перетворює ваш історіан чи живі потоки на ті самі типізовані сигнали, зберігаючи час події, тож та сама модель працює і на відтворенні на ноутбуці, і на кластерному заводі.</w:t>
       </w:r>
     </w:p>
     <w:p>
@@ -6469,7 +7612,7 @@
           <w:color w:val="1C5D99"/>
           <w:sz w:val="34"/>
         </w:rPr>
-        <w:t xml:space="preserve">13  </w:t>
+        <w:t xml:space="preserve">14  </w:t>
       </w:r>
       <w:r>
         <w:rPr>
@@ -6758,7 +7901,7 @@
           <w:color w:val="1C5D99"/>
           <w:sz w:val="34"/>
         </w:rPr>
-        <w:t xml:space="preserve">14  </w:t>
+        <w:t xml:space="preserve">15  </w:t>
       </w:r>
       <w:r>
         <w:rPr>
@@ -6896,6 +8039,118 @@
                 <w:sz w:val="19"/>
               </w:rPr>
               <w:t>Система рекомендує; рішення приймають люди й PLC. Вона ніколи не зупиняє завод.</w:t>
+            </w:r>
+          </w:p>
+        </w:tc>
+      </w:tr>
+      <w:tr>
+        <w:tc>
+          <w:tcPr>
+            <w:tcW w:type="dxa" w:w="2880"/>
+            <w:shd w:val="clear" w:color="auto" w:fill="FFFFFF"/>
+            <w:tcMar>
+              <w:top w:w="60" w:type="dxa"/>
+              <w:bottom w:w="60" w:type="dxa"/>
+              <w:start w:w="110" w:type="dxa"/>
+              <w:end w:w="110" w:type="dxa"/>
+            </w:tcMar>
+            <w:vAlign w:val="center"/>
+          </w:tcPr>
+          <w:p>
+            <w:pPr>
+              <w:spacing w:after="0" w:line="252" w:lineRule="auto"/>
+            </w:pPr>
+            <w:r>
+              <w:rPr>
+                <w:rFonts w:ascii="Calibri" w:hAnsi="Calibri"/>
+                <w:i w:val="0"/>
+                <w:color w:val="141B2E"/>
+                <w:sz w:val="19"/>
+              </w:rPr>
+              <w:t>Моніторинг стану</w:t>
+            </w:r>
+          </w:p>
+        </w:tc>
+        <w:tc>
+          <w:tcPr>
+            <w:tcW w:type="dxa" w:w="6912"/>
+            <w:shd w:val="clear" w:color="auto" w:fill="FFFFFF"/>
+            <w:tcMar>
+              <w:top w:w="60" w:type="dxa"/>
+              <w:bottom w:w="60" w:type="dxa"/>
+              <w:start w:w="110" w:type="dxa"/>
+              <w:end w:w="110" w:type="dxa"/>
+            </w:tcMar>
+            <w:vAlign w:val="center"/>
+          </w:tcPr>
+          <w:p>
+            <w:pPr>
+              <w:spacing w:after="0" w:line="252" w:lineRule="auto"/>
+            </w:pPr>
+            <w:r>
+              <w:rPr>
+                <w:rFonts w:ascii="Calibri" w:hAnsi="Calibri"/>
+                <w:i w:val="0"/>
+                <w:color w:val="141B2E"/>
+                <w:sz w:val="19"/>
+              </w:rPr>
+              <w:t>Оцінка здоров'я машини за звуком і вібрацією, а не лише за процесними значеннями.</w:t>
+            </w:r>
+          </w:p>
+        </w:tc>
+      </w:tr>
+      <w:tr>
+        <w:tc>
+          <w:tcPr>
+            <w:tcW w:type="dxa" w:w="2880"/>
+            <w:shd w:val="clear" w:color="auto" w:fill="F4F7FB"/>
+            <w:tcMar>
+              <w:top w:w="60" w:type="dxa"/>
+              <w:bottom w:w="60" w:type="dxa"/>
+              <w:start w:w="110" w:type="dxa"/>
+              <w:end w:w="110" w:type="dxa"/>
+            </w:tcMar>
+            <w:vAlign w:val="center"/>
+          </w:tcPr>
+          <w:p>
+            <w:pPr>
+              <w:spacing w:after="0" w:line="252" w:lineRule="auto"/>
+            </w:pPr>
+            <w:r>
+              <w:rPr>
+                <w:rFonts w:ascii="Calibri" w:hAnsi="Calibri"/>
+                <w:i w:val="0"/>
+                <w:color w:val="141B2E"/>
+                <w:sz w:val="19"/>
+              </w:rPr>
+              <w:t>Зсув домену</w:t>
+            </w:r>
+          </w:p>
+        </w:tc>
+        <w:tc>
+          <w:tcPr>
+            <w:tcW w:type="dxa" w:w="6912"/>
+            <w:shd w:val="clear" w:color="auto" w:fill="F4F7FB"/>
+            <w:tcMar>
+              <w:top w:w="60" w:type="dxa"/>
+              <w:bottom w:w="60" w:type="dxa"/>
+              <w:start w:w="110" w:type="dxa"/>
+              <w:end w:w="110" w:type="dxa"/>
+            </w:tcMar>
+            <w:vAlign w:val="center"/>
+          </w:tcPr>
+          <w:p>
+            <w:pPr>
+              <w:spacing w:after="0" w:line="252" w:lineRule="auto"/>
+            </w:pPr>
+            <w:r>
+              <w:rPr>
+                <w:rFonts w:ascii="Calibri" w:hAnsi="Calibri"/>
+                <w:i w:val="0"/>
+                <w:color w:val="141B2E"/>
+                <w:sz w:val="19"/>
+              </w:rPr>
+              <w:t>Коли живі дані відрізняються від навчальних — модель це позначає, а не вгадує.</w:t>
             </w:r>
           </w:p>
         </w:tc>
